--- a/hin/docx/053.content.docx
+++ b/hin/docx/053.content.docx
@@ -150,26 +150,6 @@
           <w:lang w:val="hi_IN" w:bidi="hi_IN"/>
         </w:rPr>
         <w:t>फर</w:t>
-      </w:r>
-      <w:r>
-        <w:rPr>
-          <w:lang w:val="hi_IN" w:bidi="hi_IN"/>
-        </w:rPr>
-      </w:r>
-    </w:p>
-    <w:p>
-      <w:pPr/>
-      <w:r>
-        <w:rPr>
-          <w:lang w:val="hi_IN" w:bidi="hi_IN"/>
-        </w:rPr>
-      </w:r>
-      <w:r>
-        <w:rPr>
-          <w:i/>
-          <w:lang w:val="hi_IN" w:bidi="hi_IN"/>
-        </w:rPr>
-        <w:t>फ्रूगिया</w:t>
       </w:r>
       <w:r>
         <w:rPr>

--- a/hin/docx/053.content.docx
+++ b/hin/docx/053.content.docx
@@ -19,7 +19,7 @@
         <w:rPr>
           <w:lang w:val="hi_IN" w:bidi="hi_IN"/>
         </w:rPr>
-        <w:t>Resource: बाइबल कोश (टिंडेल)</w:t>
+        <w:t>Resource: Tyndale Open Bible Dictionary</w:t>
       </w:r>
       <w:r>
         <w:rPr>
@@ -112,7 +112,7 @@
         <w:rPr>
           <w:lang w:val="hi_IN" w:bidi="hi_IN"/>
         </w:rPr>
-        <w:t>बाइबल कोश (टिंडेल)</w:t>
+        <w:t>Tyndale Open Bible Dictionary</w:t>
       </w:r>
     </w:p>
     <w:p>

--- a/hin/docx/053.content.docx
+++ b/hin/docx/053.content.docx
@@ -19,7 +19,7 @@
         <w:rPr>
           <w:lang w:val="hi_IN" w:bidi="hi_IN"/>
         </w:rPr>
-        <w:t>Resource: Tyndale Open Bible Dictionary</w:t>
+        <w:t>Resource: Aquifer Open Bible Dictionary</w:t>
       </w:r>
       <w:r>
         <w:rPr>
@@ -112,7 +112,7 @@
         <w:rPr>
           <w:lang w:val="hi_IN" w:bidi="hi_IN"/>
         </w:rPr>
-        <w:t>Tyndale Open Bible Dictionary</w:t>
+        <w:t>Aquifer Open Bible Dictionary</w:t>
       </w:r>
     </w:p>
     <w:p>

--- a/hin/docx/053.content.docx
+++ b/hin/docx/053.content.docx
@@ -332,18 +332,12 @@
         </w:rPr>
         <w:t xml:space="preserve"> में बदल दिया गया, जिसका इफिसुस में मन्दिर दुनिया के सात अजूबों में से था। उसकी छवि मूल रूप से काले उल्कापिण्ड पत्थर की थी (पुष्टी करें </w:t>
       </w:r>
-      <w:hyperlink r:id="rId13">
-        <w:r>
-          <w:rPr>
-            <w:lang w:val="hi_IN" w:bidi="hi_IN"/>
-          </w:rPr>
-          <w:rPr>
-            <w:color w:val="0000EE"/>
-            <w:u w:val="single"/>
-          </w:rPr>
-          <w:t>प्रेरि 19:35</w:t>
-        </w:r>
-      </w:hyperlink>
+      <w:r>
+        <w:rPr>
+          <w:lang w:val="hi_IN" w:bidi="hi_IN"/>
+        </w:rPr>
+        <w:t>प्रेरि 19:35</w:t>
+      </w:r>
       <w:r>
         <w:rPr>
           <w:lang w:val="hi_IN" w:bidi="hi_IN"/>
@@ -402,36 +396,24 @@
         </w:rPr>
         <w:t xml:space="preserve"> (</w:t>
       </w:r>
-      <w:hyperlink r:id="rId14">
-        <w:r>
-          <w:rPr>
-            <w:lang w:val="hi_IN" w:bidi="hi_IN"/>
-          </w:rPr>
-          <w:rPr>
-            <w:color w:val="0000EE"/>
-            <w:u w:val="single"/>
-          </w:rPr>
-          <w:t>प्रेरि 16:6</w:t>
-        </w:r>
-      </w:hyperlink>
+      <w:r>
+        <w:rPr>
+          <w:lang w:val="hi_IN" w:bidi="hi_IN"/>
+        </w:rPr>
+        <w:t>प्रेरि 16:6</w:t>
+      </w:r>
       <w:r>
         <w:rPr>
           <w:lang w:val="hi_IN" w:bidi="hi_IN"/>
         </w:rPr>
         <w:t>) जाते समय गुजरे थे। सम्भवतः सुसमाचार इस क्षेत्र में उन परदेशियों से आया जो यरूशलेम गए और पतरस को उपदेश देते हुए सुना। वहाँ, आश्चर्यचकित होकर, उन्होंने प्रारम्भिक विश्वासियों को अपने ही मूल भाषा में परमेश्वर के कार्यों की घोषणा करते हुए सुना (</w:t>
       </w:r>
-      <w:hyperlink r:id="rId15">
-        <w:r>
-          <w:rPr>
-            <w:lang w:val="hi_IN" w:bidi="hi_IN"/>
-          </w:rPr>
-          <w:rPr>
-            <w:color w:val="0000EE"/>
-            <w:u w:val="single"/>
-          </w:rPr>
-          <w:t>2:8–11</w:t>
-        </w:r>
-      </w:hyperlink>
+      <w:r>
+        <w:rPr>
+          <w:lang w:val="hi_IN" w:bidi="hi_IN"/>
+        </w:rPr>
+        <w:t>2:8–11</w:t>
+      </w:r>
       <w:r>
         <w:rPr>
           <w:lang w:val="hi_IN" w:bidi="hi_IN"/>
